--- a/Documentation/Evaluation1/IP1 Testing Plan.docx
+++ b/Documentation/Evaluation1/IP1 Testing Plan.docx
@@ -510,7 +510,43 @@
         <w:rPr>
           <w:lang w:eastAsia="zh-CN"/>
         </w:rPr>
-        <w:t>Use the mouse to grab the red brush and draw an apple (15s)</w:t>
+        <w:t xml:space="preserve">Use the mouse to grab the red </w:t>
+      </w:r>
+      <w:r>
+        <w:rPr>
+          <w:lang w:eastAsia="zh-CN"/>
+        </w:rPr>
+        <w:t>pen</w:t>
+      </w:r>
+      <w:r>
+        <w:rPr>
+          <w:lang w:eastAsia="zh-CN"/>
+        </w:rPr>
+        <w:t xml:space="preserve"> and </w:t>
+      </w:r>
+      <w:r>
+        <w:rPr>
+          <w:lang w:eastAsia="zh-CN"/>
+        </w:rPr>
+        <w:t xml:space="preserve">press space to start </w:t>
+      </w:r>
+      <w:r>
+        <w:rPr>
+          <w:lang w:eastAsia="zh-CN"/>
+        </w:rPr>
+        <w:t>draw</w:t>
+      </w:r>
+      <w:r>
+        <w:rPr>
+          <w:lang w:eastAsia="zh-CN"/>
+        </w:rPr>
+        <w:t>ing</w:t>
+      </w:r>
+      <w:r>
+        <w:rPr>
+          <w:lang w:eastAsia="zh-CN"/>
+        </w:rPr>
+        <w:t xml:space="preserve"> an apple (15s)</w:t>
       </w:r>
     </w:p>
     <w:p>
@@ -528,7 +564,19 @@
         <w:rPr>
           <w:lang w:eastAsia="zh-CN"/>
         </w:rPr>
-        <w:t>Use the mouse to grab the green brush and draw the apple’s leaf (15s)</w:t>
+        <w:t xml:space="preserve">Use the mouse to grab the green </w:t>
+      </w:r>
+      <w:r>
+        <w:rPr>
+          <w:lang w:eastAsia="zh-CN"/>
+        </w:rPr>
+        <w:t>pen</w:t>
+      </w:r>
+      <w:r>
+        <w:rPr>
+          <w:lang w:eastAsia="zh-CN"/>
+        </w:rPr>
+        <w:t xml:space="preserve"> and draw the apple’s leaf (15s)</w:t>
       </w:r>
     </w:p>
     <w:p>
@@ -546,7 +594,19 @@
         <w:rPr>
           <w:lang w:eastAsia="zh-CN"/>
         </w:rPr>
-        <w:t>Use the mouse to grab the eraser and erase part of the apple (10s)</w:t>
+        <w:t xml:space="preserve">Use the mouse to grab the eraser and </w:t>
+      </w:r>
+      <w:r>
+        <w:rPr>
+          <w:lang w:eastAsia="zh-CN"/>
+        </w:rPr>
+        <w:t xml:space="preserve">press space to </w:t>
+      </w:r>
+      <w:r>
+        <w:rPr>
+          <w:lang w:eastAsia="zh-CN"/>
+        </w:rPr>
+        <w:t>erase part of the apple (10s)</w:t>
       </w:r>
     </w:p>
     <w:p>
@@ -564,7 +624,19 @@
         <w:rPr>
           <w:lang w:eastAsia="zh-CN"/>
         </w:rPr>
-        <w:t>Use the black brush to leave your signature (15s)</w:t>
+        <w:t xml:space="preserve">Use the black </w:t>
+      </w:r>
+      <w:r>
+        <w:rPr>
+          <w:lang w:eastAsia="zh-CN"/>
+        </w:rPr>
+        <w:t>pen</w:t>
+      </w:r>
+      <w:r>
+        <w:rPr>
+          <w:lang w:eastAsia="zh-CN"/>
+        </w:rPr>
+        <w:t xml:space="preserve"> to leave your signature (15s)</w:t>
       </w:r>
     </w:p>
     <w:p>

--- a/Documentation/Evaluation1/IP1 Testing Plan.docx
+++ b/Documentation/Evaluation1/IP1 Testing Plan.docx
@@ -77,13 +77,37 @@
         <w:rPr>
           <w:rFonts w:ascii="Aptos" w:hAnsi="Aptos"/>
         </w:rPr>
-        <w:t xml:space="preserve">Procreate </w:t>
+        <w:t xml:space="preserve">is </w:t>
       </w:r>
       <w:r>
         <w:rPr>
           <w:rFonts w:ascii="Aptos" w:hAnsi="Aptos"/>
         </w:rPr>
+        <w:t>Procreate</w:t>
+      </w:r>
+      <w:r>
+        <w:rPr>
+          <w:rFonts w:ascii="Aptos" w:hAnsi="Aptos"/>
+        </w:rPr>
+        <w:t>,</w:t>
+      </w:r>
+      <w:r>
+        <w:rPr>
+          <w:rFonts w:ascii="Aptos" w:hAnsi="Aptos"/>
+        </w:rPr>
+        <w:t xml:space="preserve"> </w:t>
+      </w:r>
+      <w:r>
+        <w:rPr>
+          <w:rFonts w:ascii="Aptos" w:hAnsi="Aptos"/>
+        </w:rPr>
         <w:t xml:space="preserve">but using XR for </w:t>
+      </w:r>
+      <w:r>
+        <w:rPr>
+          <w:rFonts w:ascii="Aptos" w:hAnsi="Aptos"/>
+        </w:rPr>
+        <w:t xml:space="preserve">an </w:t>
       </w:r>
       <w:r>
         <w:rPr>
@@ -151,7 +175,7 @@
     </w:p>
     <w:p>
       <w:r>
-        <w:t xml:space="preserve">This test aims to discover whether users can adapt to 3D spatial drawing interactions, and whether the XR environment allows them to use the canvas and </w:t>
+        <w:t xml:space="preserve">This test aims to discover whether users can adapt to 3D spatial drawing interactions and whether the XR environment allows them to use the canvas and </w:t>
       </w:r>
       <w:r>
         <w:t>pen</w:t>
@@ -214,7 +238,13 @@
         <w:t xml:space="preserve">loud, task completion time and error rates </w:t>
       </w:r>
       <w:r>
-        <w:t xml:space="preserve">to evaluate a digital prototype made in unity. </w:t>
+        <w:t xml:space="preserve">to evaluate a digital prototype made in </w:t>
+      </w:r>
+      <w:r>
+        <w:t>U</w:t>
+      </w:r>
+      <w:r>
+        <w:t xml:space="preserve">nity. </w:t>
       </w:r>
     </w:p>
     <w:p/>
@@ -294,7 +324,19 @@
         <w:rPr>
           <w:color w:val="000000"/>
         </w:rPr>
-        <w:t xml:space="preserve"> colours by grabbing, using the eraser, scaling the canvas by dragging its four corners, moving the canvas by long pressing and dragging a handle, as well as basic object placement functionality.</w:t>
+        <w:t xml:space="preserve"> colours by grabbing, using the</w:t>
+      </w:r>
+      <w:r>
+        <w:rPr>
+          <w:color w:val="000000"/>
+        </w:rPr>
+        <w:t xml:space="preserve"> pens and</w:t>
+      </w:r>
+      <w:r>
+        <w:rPr>
+          <w:color w:val="000000"/>
+        </w:rPr>
+        <w:t xml:space="preserve"> eraser, scaling the canvas by dragging its four corners, moving the canvas by long pressing and dragging a handle, as well as basic object placement functionality.</w:t>
       </w:r>
     </w:p>
     <w:p/>
@@ -470,6 +512,8 @@
           <w:lang w:eastAsia="zh-CN"/>
         </w:rPr>
       </w:pPr>
+      <w:bookmarkStart w:id="3" w:name="OLE_LINK5"/>
+      <w:bookmarkEnd w:id="2"/>
       <w:r>
         <w:rPr>
           <w:lang w:eastAsia="zh-CN"/>
@@ -510,43 +554,16 @@
         <w:rPr>
           <w:lang w:eastAsia="zh-CN"/>
         </w:rPr>
-        <w:t xml:space="preserve">Use the mouse to grab the red </w:t>
-      </w:r>
-      <w:r>
-        <w:rPr>
-          <w:lang w:eastAsia="zh-CN"/>
-        </w:rPr>
-        <w:t>pen</w:t>
-      </w:r>
-      <w:r>
-        <w:rPr>
-          <w:lang w:eastAsia="zh-CN"/>
-        </w:rPr>
-        <w:t xml:space="preserve"> and </w:t>
-      </w:r>
-      <w:r>
-        <w:rPr>
-          <w:lang w:eastAsia="zh-CN"/>
-        </w:rPr>
-        <w:t xml:space="preserve">press space to start </w:t>
-      </w:r>
-      <w:r>
-        <w:rPr>
-          <w:lang w:eastAsia="zh-CN"/>
-        </w:rPr>
-        <w:t>draw</w:t>
-      </w:r>
-      <w:r>
-        <w:rPr>
-          <w:lang w:eastAsia="zh-CN"/>
-        </w:rPr>
-        <w:t>ing</w:t>
-      </w:r>
-      <w:r>
-        <w:rPr>
-          <w:lang w:eastAsia="zh-CN"/>
-        </w:rPr>
-        <w:t xml:space="preserve"> an apple (15s)</w:t>
+        <w:t xml:space="preserve">Use the mouse to grab the red pen and </w:t>
+      </w:r>
+      <w:r>
+        <w:t>press and hold</w:t>
+      </w:r>
+      <w:r>
+        <w:rPr>
+          <w:lang w:eastAsia="zh-CN"/>
+        </w:rPr>
+        <w:t xml:space="preserve"> space to start drawing an apple (15s)</w:t>
       </w:r>
     </w:p>
     <w:p>
@@ -564,19 +581,7 @@
         <w:rPr>
           <w:lang w:eastAsia="zh-CN"/>
         </w:rPr>
-        <w:t xml:space="preserve">Use the mouse to grab the green </w:t>
-      </w:r>
-      <w:r>
-        <w:rPr>
-          <w:lang w:eastAsia="zh-CN"/>
-        </w:rPr>
-        <w:t>pen</w:t>
-      </w:r>
-      <w:r>
-        <w:rPr>
-          <w:lang w:eastAsia="zh-CN"/>
-        </w:rPr>
-        <w:t xml:space="preserve"> and draw the apple’s leaf (15s)</w:t>
+        <w:t>Use the mouse to grab the green pen and draw the apple’s leaf (15s)</w:t>
       </w:r>
     </w:p>
     <w:p>
@@ -594,19 +599,16 @@
         <w:rPr>
           <w:lang w:eastAsia="zh-CN"/>
         </w:rPr>
-        <w:t xml:space="preserve">Use the mouse to grab the eraser and </w:t>
-      </w:r>
-      <w:r>
-        <w:rPr>
-          <w:lang w:eastAsia="zh-CN"/>
-        </w:rPr>
-        <w:t xml:space="preserve">press space to </w:t>
-      </w:r>
-      <w:r>
-        <w:rPr>
-          <w:lang w:eastAsia="zh-CN"/>
-        </w:rPr>
-        <w:t>erase part of the apple (10s)</w:t>
+        <w:t xml:space="preserve">Use the mouse to grab the eraser and press </w:t>
+      </w:r>
+      <w:r>
+        <w:t>and hold</w:t>
+      </w:r>
+      <w:r>
+        <w:rPr>
+          <w:lang w:eastAsia="zh-CN"/>
+        </w:rPr>
+        <w:t xml:space="preserve"> space to erase part of the apple (10s)</w:t>
       </w:r>
     </w:p>
     <w:p>
@@ -624,19 +626,7 @@
         <w:rPr>
           <w:lang w:eastAsia="zh-CN"/>
         </w:rPr>
-        <w:t xml:space="preserve">Use the black </w:t>
-      </w:r>
-      <w:r>
-        <w:rPr>
-          <w:lang w:eastAsia="zh-CN"/>
-        </w:rPr>
-        <w:t>pen</w:t>
-      </w:r>
-      <w:r>
-        <w:rPr>
-          <w:lang w:eastAsia="zh-CN"/>
-        </w:rPr>
-        <w:t xml:space="preserve"> to leave your signature (15s)</w:t>
+        <w:t>Use the black pen to leave your signature (15s)</w:t>
       </w:r>
     </w:p>
     <w:p>
@@ -646,6 +636,7 @@
           <w:ilvl w:val="0"/>
           <w:numId w:val="4"/>
         </w:numPr>
+        <w:jc w:val="both"/>
         <w:rPr>
           <w:lang w:eastAsia="zh-CN"/>
         </w:rPr>
@@ -662,6 +653,12 @@
           <w:lang w:eastAsia="zh-CN"/>
         </w:rPr>
         <w:sym w:font="Wingdings" w:char="F04A"/>
+      </w:r>
+      <w:r>
+        <w:rPr>
+          <w:lang w:eastAsia="zh-CN"/>
+        </w:rPr>
+        <w:t xml:space="preserve"> </w:t>
       </w:r>
       <w:r>
         <w:rPr>
@@ -685,7 +682,16 @@
         <w:rPr>
           <w:lang w:eastAsia="zh-CN"/>
         </w:rPr>
-        <w:t>Drag your work out of the frame into the empty space (10s)</w:t>
+        <w:t xml:space="preserve">Drag your work out of the frame into the </w:t>
+      </w:r>
+      <w:r>
+        <w:t>empty wall</w:t>
+      </w:r>
+      <w:r>
+        <w:rPr>
+          <w:lang w:eastAsia="zh-CN"/>
+        </w:rPr>
+        <w:t xml:space="preserve"> (10s)</w:t>
       </w:r>
     </w:p>
     <w:p>
@@ -705,7 +711,14 @@
         </w:rPr>
         <w:t>Choose any of the four corner handles around the canvas, long-press, and move the mouse to resize your work to your preferred size (15s)</w:t>
       </w:r>
-      <w:bookmarkEnd w:id="2"/>
+    </w:p>
+    <w:bookmarkEnd w:id="3"/>
+    <w:p>
+      <w:pPr>
+        <w:rPr>
+          <w:lang w:eastAsia="zh-CN"/>
+        </w:rPr>
+      </w:pPr>
     </w:p>
     <w:sectPr>
       <w:pgSz w:w="12240" w:h="15840"/>
